--- a/vi/files/assignments/Manuscript_Brief.docx
+++ b/vi/files/assignments/Manuscript_Brief.docx
@@ -15,7 +15,7 @@
         <w:pStyle w:val="Subtitle"/>
       </w:pPr>
       <w:r>
-        <w:t>Foundations of Clinical Research: From Clinical Question to Publication</w:t>
+        <w:t>Foundations of Clinical Research — Level 1: From Clinical Question to Publication</w:t>
       </w:r>
     </w:p>
     <w:p>
@@ -3861,7 +3861,7 @@
         <w:color w:val="04242F"/>
         <w:sz w:val="16"/>
       </w:rPr>
-      <w:t>Foundations of Clinical Research  ·  Group manuscript brief</w:t>
+      <w:t>Foundations of Clinical Research — Level 1  ·  Group manuscript brief</w:t>
     </w:r>
     <w:r>
       <w:tab/>

--- a/vi/files/assignments/Manuscript_Brief.docx
+++ b/vi/files/assignments/Manuscript_Brief.docx
@@ -7,7 +7,7 @@
         <w:pStyle w:val="Title"/>
       </w:pPr>
       <w:r>
-        <w:t>Group Manuscript — Assignment Brief (Group Product 2)</w:t>
+        <w:t>Group Manuscript: Assignment Brief (Group Product 2)</w:t>
       </w:r>
     </w:p>
     <w:p>
@@ -15,7 +15,7 @@
         <w:pStyle w:val="Subtitle"/>
       </w:pPr>
       <w:r>
-        <w:t>Foundations of Clinical Research — Level 1: From Clinical Question to Publication</w:t>
+        <w:t>Foundations of Clinical Research · Level 1: From Clinical Question to Publication</w:t>
       </w:r>
     </w:p>
     <w:p>
@@ -26,13 +26,16 @@
         <w:t>Organisation:</w:t>
       </w:r>
       <w:r>
-        <w:t xml:space="preserve"> Neudata — </w:t>
+        <w:t xml:space="preserve"> Neudata (</w:t>
       </w:r>
       <w:r>
         <w:rPr>
           <w:i/>
         </w:rPr>
         <w:t>#ClearDataClearImpact</w:t>
+      </w:r>
+      <w:r>
+        <w:t>)</w:t>
       </w:r>
     </w:p>
     <w:p>
@@ -43,7 +46,7 @@
         <w:t>Assessment type:</w:t>
       </w:r>
       <w:r>
-        <w:t xml:space="preserve"> Group assignment — analysed in Sessions 5–6, written in Sessions 7–8, peer reviewed in the 2 weeks after Session 8</w:t>
+        <w:t xml:space="preserve"> Group assignment, analysed in Sessions 5–6, written in Sessions 7–8, peer reviewed in the 2 weeks after Session 8</w:t>
       </w:r>
     </w:p>
     <w:p>
@@ -54,7 +57,7 @@
         <w:t>Groups:</w:t>
       </w:r>
       <w:r>
-        <w:t xml:space="preserve"> the same 5 groups as for the proposal; each group answers a </w:t>
+        <w:t xml:space="preserve"> the same 5 groups as for the proposal. Each group answers a </w:t>
       </w:r>
       <w:r>
         <w:rPr>
@@ -132,7 +135,7 @@
         <w:t>has</w:t>
       </w:r>
       <w:r>
-        <w:t xml:space="preserve"> been done and turn them into a paper that a journal could review. You will practise everything from Sessions 5–8 — reading Table 1 and regression outputs, writing Methods and Results, calibrated language in the Discussion, the abstract and title, a reporting checklist, peer review and responding to reviewers.</w:t>
+        <w:t xml:space="preserve"> been done and turn them into a paper that a journal could review. You will practise everything from Sessions 5–8: reading Table 1 and regression outputs, writing Methods and Results, calibrated language in the Discussion, the abstract and title, a reporting checklist, peer review and responding to reviewers.</w:t>
       </w:r>
     </w:p>
     <w:p>
@@ -177,7 +180,7 @@
         <w:rPr>
           <w:b/>
         </w:rPr>
-        <w:t>Important — simulated data.</w:t>
+        <w:t>Important: simulated data.</w:t>
       </w:r>
       <w:r>
         <w:t xml:space="preserve"> FLUID-ICU is a </w:t>
@@ -2007,8 +2010,8 @@
       </w:tblPr>
       <w:tblGrid>
         <w:gridCol w:w="1615"/>
-        <w:gridCol w:w="1275"/>
-        <w:gridCol w:w="6520"/>
+        <w:gridCol w:w="1299"/>
+        <w:gridCol w:w="6496"/>
       </w:tblGrid>
       <w:tr>
         <w:trPr>
@@ -2043,7 +2046,7 @@
         </w:tc>
         <w:tc>
           <w:tcPr>
-            <w:tcW w:type="dxa" w:w="1276"/>
+            <w:tcW w:type="dxa" w:w="1299"/>
             <w:tcBorders>
               <w:top w:val="single" w:sz="4" w:color="04242F"/>
               <w:left w:val="single" w:sz="4" w:color="04242F"/>
@@ -2069,7 +2072,7 @@
         </w:tc>
         <w:tc>
           <w:tcPr>
-            <w:tcW w:type="dxa" w:w="6520"/>
+            <w:tcW w:type="dxa" w:w="6496"/>
             <w:tcBorders>
               <w:top w:val="single" w:sz="4" w:color="04242F"/>
               <w:left w:val="single" w:sz="4" w:color="04242F"/>
@@ -2123,7 +2126,7 @@
         </w:tc>
         <w:tc>
           <w:tcPr>
-            <w:tcW w:type="dxa" w:w="1276"/>
+            <w:tcW w:type="dxa" w:w="1299"/>
             <w:tcBorders>
               <w:top w:val="single" w:sz="4" w:color="D5DDE1"/>
               <w:left w:val="single" w:sz="4" w:color="D5DDE1"/>
@@ -2140,13 +2143,13 @@
               <w:rPr>
                 <w:sz w:val="17"/>
               </w:rPr>
-              <w:t>—</w:t>
+              <w:t>No target</w:t>
             </w:r>
           </w:p>
         </w:tc>
         <w:tc>
           <w:tcPr>
-            <w:tcW w:type="dxa" w:w="6520"/>
+            <w:tcW w:type="dxa" w:w="6496"/>
             <w:tcBorders>
               <w:top w:val="single" w:sz="4" w:color="D5DDE1"/>
               <w:left w:val="single" w:sz="4" w:color="D5DDE1"/>
@@ -2198,7 +2201,7 @@
         </w:tc>
         <w:tc>
           <w:tcPr>
-            <w:tcW w:type="dxa" w:w="1276"/>
+            <w:tcW w:type="dxa" w:w="1299"/>
             <w:tcBorders>
               <w:top w:val="single" w:sz="4" w:color="D5DDE1"/>
               <w:left w:val="single" w:sz="4" w:color="D5DDE1"/>
@@ -2222,7 +2225,7 @@
         </w:tc>
         <w:tc>
           <w:tcPr>
-            <w:tcW w:type="dxa" w:w="6520"/>
+            <w:tcW w:type="dxa" w:w="6496"/>
             <w:tcBorders>
               <w:top w:val="single" w:sz="4" w:color="D5DDE1"/>
               <w:left w:val="single" w:sz="4" w:color="D5DDE1"/>
@@ -2274,7 +2277,7 @@
         </w:tc>
         <w:tc>
           <w:tcPr>
-            <w:tcW w:type="dxa" w:w="1276"/>
+            <w:tcW w:type="dxa" w:w="1299"/>
             <w:tcBorders>
               <w:top w:val="single" w:sz="4" w:color="D5DDE1"/>
               <w:left w:val="single" w:sz="4" w:color="D5DDE1"/>
@@ -2297,7 +2300,7 @@
         </w:tc>
         <w:tc>
           <w:tcPr>
-            <w:tcW w:type="dxa" w:w="6520"/>
+            <w:tcW w:type="dxa" w:w="6496"/>
             <w:tcBorders>
               <w:top w:val="single" w:sz="4" w:color="D5DDE1"/>
               <w:left w:val="single" w:sz="4" w:color="D5DDE1"/>
@@ -2314,7 +2317,7 @@
               <w:rPr>
                 <w:sz w:val="17"/>
               </w:rPr>
-              <w:t>Three paragraphs: what is known → what is not known → the aim</w:t>
+              <w:t>Three paragraphs: what is known, then what is not known, then the aim</w:t>
             </w:r>
           </w:p>
         </w:tc>
@@ -2349,7 +2352,7 @@
         </w:tc>
         <w:tc>
           <w:tcPr>
-            <w:tcW w:type="dxa" w:w="1276"/>
+            <w:tcW w:type="dxa" w:w="1299"/>
             <w:tcBorders>
               <w:top w:val="single" w:sz="4" w:color="D5DDE1"/>
               <w:left w:val="single" w:sz="4" w:color="D5DDE1"/>
@@ -2373,7 +2376,7 @@
         </w:tc>
         <w:tc>
           <w:tcPr>
-            <w:tcW w:type="dxa" w:w="6520"/>
+            <w:tcW w:type="dxa" w:w="6496"/>
             <w:tcBorders>
               <w:top w:val="single" w:sz="4" w:color="D5DDE1"/>
               <w:left w:val="single" w:sz="4" w:color="D5DDE1"/>
@@ -2425,7 +2428,7 @@
         </w:tc>
         <w:tc>
           <w:tcPr>
-            <w:tcW w:type="dxa" w:w="1276"/>
+            <w:tcW w:type="dxa" w:w="1299"/>
             <w:tcBorders>
               <w:top w:val="single" w:sz="4" w:color="D5DDE1"/>
               <w:left w:val="single" w:sz="4" w:color="D5DDE1"/>
@@ -2448,7 +2451,7 @@
         </w:tc>
         <w:tc>
           <w:tcPr>
-            <w:tcW w:type="dxa" w:w="6520"/>
+            <w:tcW w:type="dxa" w:w="6496"/>
             <w:tcBorders>
               <w:top w:val="single" w:sz="4" w:color="D5DDE1"/>
               <w:left w:val="single" w:sz="4" w:color="D5DDE1"/>
@@ -2500,7 +2503,7 @@
         </w:tc>
         <w:tc>
           <w:tcPr>
-            <w:tcW w:type="dxa" w:w="1276"/>
+            <w:tcW w:type="dxa" w:w="1299"/>
             <w:tcBorders>
               <w:top w:val="single" w:sz="4" w:color="D5DDE1"/>
               <w:left w:val="single" w:sz="4" w:color="D5DDE1"/>
@@ -2524,7 +2527,7 @@
         </w:tc>
         <w:tc>
           <w:tcPr>
-            <w:tcW w:type="dxa" w:w="6520"/>
+            <w:tcW w:type="dxa" w:w="6496"/>
             <w:tcBorders>
               <w:top w:val="single" w:sz="4" w:color="D5DDE1"/>
               <w:left w:val="single" w:sz="4" w:color="D5DDE1"/>
@@ -2542,7 +2545,7 @@
               <w:rPr>
                 <w:sz w:val="17"/>
               </w:rPr>
-              <w:t>Main finding → comparison with literature (incl. Paper 2) → possible explanations → strengths and limitations → implications → conclusion</w:t>
+              <w:t>In this order: main finding, comparison with literature (incl. Paper 2), possible explanations, strengths and limitations, implications, conclusion</w:t>
             </w:r>
           </w:p>
         </w:tc>
@@ -2577,7 +2580,7 @@
         </w:tc>
         <w:tc>
           <w:tcPr>
-            <w:tcW w:type="dxa" w:w="1276"/>
+            <w:tcW w:type="dxa" w:w="1299"/>
             <w:tcBorders>
               <w:top w:val="single" w:sz="4" w:color="D5DDE1"/>
               <w:left w:val="single" w:sz="4" w:color="D5DDE1"/>
@@ -2601,7 +2604,7 @@
         </w:tc>
         <w:tc>
           <w:tcPr>
-            <w:tcW w:type="dxa" w:w="6520"/>
+            <w:tcW w:type="dxa" w:w="6496"/>
             <w:tcBorders>
               <w:top w:val="single" w:sz="4" w:color="D5DDE1"/>
               <w:left w:val="single" w:sz="4" w:color="D5DDE1"/>
@@ -2653,7 +2656,7 @@
         </w:tc>
         <w:tc>
           <w:tcPr>
-            <w:tcW w:type="dxa" w:w="1276"/>
+            <w:tcW w:type="dxa" w:w="1299"/>
             <w:tcBorders>
               <w:top w:val="single" w:sz="4" w:color="D5DDE1"/>
               <w:left w:val="single" w:sz="4" w:color="D5DDE1"/>
@@ -2677,7 +2680,7 @@
         </w:tc>
         <w:tc>
           <w:tcPr>
-            <w:tcW w:type="dxa" w:w="6520"/>
+            <w:tcW w:type="dxa" w:w="6496"/>
             <w:tcBorders>
               <w:top w:val="single" w:sz="4" w:color="D5DDE1"/>
               <w:left w:val="single" w:sz="4" w:color="D5DDE1"/>
@@ -2729,7 +2732,7 @@
         </w:tc>
         <w:tc>
           <w:tcPr>
-            <w:tcW w:type="dxa" w:w="1276"/>
+            <w:tcW w:type="dxa" w:w="1299"/>
             <w:tcBorders>
               <w:top w:val="single" w:sz="4" w:color="D5DDE1"/>
               <w:left w:val="single" w:sz="4" w:color="D5DDE1"/>
@@ -2752,7 +2755,7 @@
         </w:tc>
         <w:tc>
           <w:tcPr>
-            <w:tcW w:type="dxa" w:w="6520"/>
+            <w:tcW w:type="dxa" w:w="6496"/>
             <w:tcBorders>
               <w:top w:val="single" w:sz="4" w:color="D5DDE1"/>
               <w:left w:val="single" w:sz="4" w:color="D5DDE1"/>
@@ -2803,7 +2806,7 @@
         </w:tc>
         <w:tc>
           <w:tcPr>
-            <w:tcW w:type="dxa" w:w="1276"/>
+            <w:tcW w:type="dxa" w:w="1299"/>
             <w:tcBorders>
               <w:top w:val="single" w:sz="4" w:color="D5DDE1"/>
               <w:left w:val="single" w:sz="4" w:color="D5DDE1"/>
@@ -2826,7 +2829,7 @@
         </w:tc>
         <w:tc>
           <w:tcPr>
-            <w:tcW w:type="dxa" w:w="6520"/>
+            <w:tcW w:type="dxa" w:w="6496"/>
             <w:tcBorders>
               <w:top w:val="single" w:sz="4" w:color="D5DDE1"/>
               <w:left w:val="single" w:sz="4" w:color="D5DDE1"/>
@@ -3303,7 +3306,7 @@
         <w:t>Numbers:</w:t>
       </w:r>
       <w:r>
-        <w:t xml:space="preserve"> report only numbers from your results pack (or from your own reproduction with the course scripts, if you used them, and say so). Never round in ways that change the meaning; give 95% CIs with every main estimate.</w:t>
+        <w:t xml:space="preserve"> report only numbers from your results pack (or from your own reproduction with the course scripts, if you used them, and say so). Never round in ways that change the meaning. Give 95% CIs with every main estimate.</w:t>
       </w:r>
     </w:p>
     <w:p>
@@ -3345,7 +3348,7 @@
         <w:t>Originality:</w:t>
       </w:r>
       <w:r>
-        <w:t xml:space="preserve"> write in your own words; cite every source; quote sparingly and with quotation marks.</w:t>
+        <w:t xml:space="preserve"> write in your own words and cite every source. Quote sparingly and with quotation marks.</w:t>
       </w:r>
     </w:p>
     <w:p>
@@ -3398,7 +3401,7 @@
         <w:t>do not paste it into an AI tool</w:t>
       </w:r>
       <w:r>
-        <w:t xml:space="preserve"> — it is confidential.</w:t>
+        <w:t>. It is confidential.</w:t>
       </w:r>
     </w:p>
     <w:p>
@@ -3727,7 +3730,7 @@
         <w:t>1-minute manuscript pitch</w:t>
       </w:r>
       <w:r>
-        <w:t xml:space="preserve"> (question, main result with 95% CI, one-sentence conclusion) in the presentation block — see </w:t>
+        <w:t xml:space="preserve"> (question, main result with 95% CI, one-sentence conclusion) in the presentation block (see </w:t>
       </w:r>
       <w:r>
         <w:rPr>
@@ -3738,7 +3741,7 @@
         <w:t>Presentation_Guide.pdf</w:t>
       </w:r>
       <w:r>
-        <w:t>.</w:t>
+        <w:t>).</w:t>
       </w:r>
     </w:p>
     <w:p>
@@ -3861,7 +3864,7 @@
         <w:color w:val="04242F"/>
         <w:sz w:val="16"/>
       </w:rPr>
-      <w:t>Foundations of Clinical Research — Level 1  ·  Group manuscript brief</w:t>
+      <w:t>Foundations of Clinical Research · Level 1  ·  Group manuscript brief</w:t>
     </w:r>
     <w:r>
       <w:tab/>

--- a/vi/files/assignments/Manuscript_Brief.docx
+++ b/vi/files/assignments/Manuscript_Brief.docx
@@ -1135,8 +1135,8 @@
       <w:tblGrid>
         <w:gridCol w:w="1729"/>
         <w:gridCol w:w="1502"/>
-        <w:gridCol w:w="4287"/>
-        <w:gridCol w:w="1892"/>
+        <w:gridCol w:w="3976"/>
+        <w:gridCol w:w="2203"/>
       </w:tblGrid>
       <w:tr>
         <w:trPr>
@@ -1197,7 +1197,7 @@
         </w:tc>
         <w:tc>
           <w:tcPr>
-            <w:tcW w:type="dxa" w:w="4287"/>
+            <w:tcW w:type="dxa" w:w="3976"/>
             <w:tcBorders>
               <w:top w:val="single" w:sz="4" w:color="04242F"/>
               <w:left w:val="single" w:sz="4" w:color="04242F"/>
@@ -1223,7 +1223,7 @@
         </w:tc>
         <w:tc>
           <w:tcPr>
-            <w:tcW w:type="dxa" w:w="1893"/>
+            <w:tcW w:type="dxa" w:w="2203"/>
             <w:tcBorders>
               <w:top w:val="single" w:sz="4" w:color="04242F"/>
               <w:left w:val="single" w:sz="4" w:color="04242F"/>
@@ -1307,7 +1307,7 @@
         </w:tc>
         <w:tc>
           <w:tcPr>
-            <w:tcW w:type="dxa" w:w="4287"/>
+            <w:tcW w:type="dxa" w:w="3976"/>
             <w:tcBorders>
               <w:top w:val="single" w:sz="4" w:color="D5DDE1"/>
               <w:left w:val="single" w:sz="4" w:color="D5DDE1"/>
@@ -1330,7 +1330,7 @@
         </w:tc>
         <w:tc>
           <w:tcPr>
-            <w:tcW w:type="dxa" w:w="1893"/>
+            <w:tcW w:type="dxa" w:w="2203"/>
             <w:tcBorders>
               <w:top w:val="single" w:sz="4" w:color="D5DDE1"/>
               <w:left w:val="single" w:sz="4" w:color="D5DDE1"/>
@@ -1413,7 +1413,7 @@
         </w:tc>
         <w:tc>
           <w:tcPr>
-            <w:tcW w:type="dxa" w:w="4287"/>
+            <w:tcW w:type="dxa" w:w="3976"/>
             <w:tcBorders>
               <w:top w:val="single" w:sz="4" w:color="D5DDE1"/>
               <w:left w:val="single" w:sz="4" w:color="D5DDE1"/>
@@ -1437,7 +1437,7 @@
         </w:tc>
         <w:tc>
           <w:tcPr>
-            <w:tcW w:type="dxa" w:w="1893"/>
+            <w:tcW w:type="dxa" w:w="2203"/>
             <w:tcBorders>
               <w:top w:val="single" w:sz="4" w:color="D5DDE1"/>
               <w:left w:val="single" w:sz="4" w:color="D5DDE1"/>
@@ -1519,7 +1519,7 @@
         </w:tc>
         <w:tc>
           <w:tcPr>
-            <w:tcW w:type="dxa" w:w="4287"/>
+            <w:tcW w:type="dxa" w:w="3976"/>
             <w:tcBorders>
               <w:top w:val="single" w:sz="4" w:color="D5DDE1"/>
               <w:left w:val="single" w:sz="4" w:color="D5DDE1"/>
@@ -1542,7 +1542,7 @@
         </w:tc>
         <w:tc>
           <w:tcPr>
-            <w:tcW w:type="dxa" w:w="1893"/>
+            <w:tcW w:type="dxa" w:w="2203"/>
             <w:tcBorders>
               <w:top w:val="single" w:sz="4" w:color="D5DDE1"/>
               <w:left w:val="single" w:sz="4" w:color="D5DDE1"/>
@@ -1559,7 +1559,7 @@
               <w:rPr>
                 <w:sz w:val="17"/>
               </w:rPr>
-              <w:t>About 600 words + Table 1 + one further table or figure</w:t>
+              <w:t>First draft of about 600 words (final length: Methods about 550, Results about 450; see the table below) + Table 1 + one further table or figure</w:t>
             </w:r>
           </w:p>
         </w:tc>
@@ -1625,7 +1625,7 @@
         </w:tc>
         <w:tc>
           <w:tcPr>
-            <w:tcW w:type="dxa" w:w="4287"/>
+            <w:tcW w:type="dxa" w:w="3976"/>
             <w:tcBorders>
               <w:top w:val="single" w:sz="4" w:color="D5DDE1"/>
               <w:left w:val="single" w:sz="4" w:color="D5DDE1"/>
@@ -1649,7 +1649,7 @@
         </w:tc>
         <w:tc>
           <w:tcPr>
-            <w:tcW w:type="dxa" w:w="1893"/>
+            <w:tcW w:type="dxa" w:w="2203"/>
             <w:tcBorders>
               <w:top w:val="single" w:sz="4" w:color="D5DDE1"/>
               <w:left w:val="single" w:sz="4" w:color="D5DDE1"/>
@@ -1726,7 +1726,7 @@
         </w:tc>
         <w:tc>
           <w:tcPr>
-            <w:tcW w:type="dxa" w:w="4287"/>
+            <w:tcW w:type="dxa" w:w="3976"/>
             <w:tcBorders>
               <w:top w:val="single" w:sz="4" w:color="D5DDE1"/>
               <w:left w:val="single" w:sz="4" w:color="D5DDE1"/>
@@ -1749,7 +1749,7 @@
         </w:tc>
         <w:tc>
           <w:tcPr>
-            <w:tcW w:type="dxa" w:w="1893"/>
+            <w:tcW w:type="dxa" w:w="2203"/>
             <w:tcBorders>
               <w:top w:val="single" w:sz="4" w:color="D5DDE1"/>
               <w:left w:val="single" w:sz="4" w:color="D5DDE1"/>
@@ -1826,7 +1826,7 @@
         </w:tc>
         <w:tc>
           <w:tcPr>
-            <w:tcW w:type="dxa" w:w="4287"/>
+            <w:tcW w:type="dxa" w:w="3976"/>
             <w:tcBorders>
               <w:top w:val="single" w:sz="4" w:color="D5DDE1"/>
               <w:left w:val="single" w:sz="4" w:color="D5DDE1"/>
@@ -1864,7 +1864,7 @@
         </w:tc>
         <w:tc>
           <w:tcPr>
-            <w:tcW w:type="dxa" w:w="1893"/>
+            <w:tcW w:type="dxa" w:w="2203"/>
             <w:tcBorders>
               <w:top w:val="single" w:sz="4" w:color="D5DDE1"/>
               <w:left w:val="single" w:sz="4" w:color="D5DDE1"/>
@@ -1938,7 +1938,7 @@
         </w:tc>
         <w:tc>
           <w:tcPr>
-            <w:tcW w:type="dxa" w:w="4287"/>
+            <w:tcW w:type="dxa" w:w="3976"/>
             <w:tcBorders>
               <w:top w:val="single" w:sz="4" w:color="D5DDE1"/>
               <w:left w:val="single" w:sz="4" w:color="D5DDE1"/>
@@ -1960,7 +1960,7 @@
         </w:tc>
         <w:tc>
           <w:tcPr>
-            <w:tcW w:type="dxa" w:w="1893"/>
+            <w:tcW w:type="dxa" w:w="2203"/>
             <w:tcBorders>
               <w:top w:val="single" w:sz="4" w:color="D5DDE1"/>
               <w:left w:val="single" w:sz="4" w:color="D5DDE1"/>
